--- a/SRS/Shopfloor_Flat_wireSRS.docx
+++ b/SRS/Shopfloor_Flat_wireSRS.docx
@@ -1,6 +1,6 @@
 
 <file path=word/document.xml><?xml version="1.0" encoding="utf-8"?>
-<w:document xmlns:wpc="http://schemas.microsoft.com/office/word/2010/wordprocessingCanvas" xmlns:cx="http://schemas.microsoft.com/office/drawing/2014/chartex" xmlns:cx1="http://schemas.microsoft.com/office/drawing/2015/9/8/chartex" xmlns:cx2="http://schemas.microsoft.com/office/drawing/2015/10/21/chartex" xmlns:cx3="http://schemas.microsoft.com/office/drawing/2016/5/9/chartex" xmlns:cx4="http://schemas.microsoft.com/office/drawing/2016/5/10/chartex" xmlns:cx5="http://schemas.microsoft.com/office/drawing/2016/5/11/chartex" xmlns:cx6="http://schemas.microsoft.com/office/drawing/2016/5/12/chartex" xmlns:cx7="http://schemas.microsoft.com/office/drawing/2016/5/13/chartex" xmlns:cx8="http://schemas.microsoft.com/office/drawing/2016/5/14/chartex" xmlns:mc="http://schemas.openxmlformats.org/markup-compatibility/2006" xmlns:aink="http://schemas.microsoft.com/office/drawing/2016/ink" xmlns:am3d="http://schemas.microsoft.com/office/drawing/2017/model3d" xmlns:o="urn:schemas-microsoft-com:office:office" xmlns:oel="http://schemas.microsoft.com/office/2019/extlst" xmlns:r="http://schemas.openxmlformats.org/officeDocument/2006/relationships" xmlns:m="http://schemas.openxmlformats.org/officeDocument/2006/math" xmlns:v="urn:schemas-microsoft-com:vml" xmlns:wp14="http://schemas.microsoft.com/office/word/2010/wordprocessingDrawing" xmlns:wp="http://schemas.openxmlformats.org/drawingml/2006/wordprocessingDrawing" xmlns:w10="urn:schemas-microsoft-com:office:word" xmlns:w="http://schemas.openxmlformats.org/wordprocessingml/2006/main" xmlns:w14="http://schemas.microsoft.com/office/word/2010/wordml" xmlns:w15="http://schemas.microsoft.com/office/word/2012/wordml" xmlns:w16cex="http://schemas.microsoft.com/office/word/2018/wordml/cex" xmlns:w16cid="http://schemas.microsoft.com/office/word/2016/wordml/cid" xmlns:w16="http://schemas.microsoft.com/office/word/2018/wordml" xmlns:w16du="http://schemas.microsoft.com/office/word/2023/wordml/word16du" xmlns:w16sdtdh="http://schemas.microsoft.com/office/word/2020/wordml/sdtdatahash" xmlns:w16sdtfl="http://schemas.microsoft.com/office/word/2024/wordml/sdtformatlock" xmlns:w16se="http://schemas.microsoft.com/office/word/2015/wordml/symex" xmlns:wpg="http://schemas.microsoft.com/office/word/2010/wordprocessingGroup" xmlns:wpi="http://schemas.microsoft.com/office/word/2010/wordprocessingInk" xmlns:wne="http://schemas.microsoft.com/office/word/2006/wordml" xmlns:wps="http://schemas.microsoft.com/office/word/2010/wordprocessingShape" mc:Ignorable="w14 w15 w16se w16cid w16 w16cex w16sdtdh w16sdtfl w16du wp14">
+<w:document xmlns:wpc="http://schemas.microsoft.com/office/word/2010/wordprocessingCanvas" xmlns:cx="http://schemas.microsoft.com/office/drawing/2014/chartex" xmlns:cx1="http://schemas.microsoft.com/office/drawing/2015/9/8/chartex" xmlns:cx2="http://schemas.microsoft.com/office/drawing/2015/10/21/chartex" xmlns:cx3="http://schemas.microsoft.com/office/drawing/2016/5/9/chartex" xmlns:cx4="http://schemas.microsoft.com/office/drawing/2016/5/10/chartex" xmlns:cx5="http://schemas.microsoft.com/office/drawing/2016/5/11/chartex" xmlns:cx6="http://schemas.microsoft.com/office/drawing/2016/5/12/chartex" xmlns:cx7="http://schemas.microsoft.com/office/drawing/2016/5/13/chartex" xmlns:cx8="http://schemas.microsoft.com/office/drawing/2016/5/14/chartex" xmlns:mc="http://schemas.openxmlformats.org/markup-compatibility/2006" xmlns:aink="http://schemas.microsoft.com/office/drawing/2016/ink" xmlns:am3d="http://schemas.microsoft.com/office/drawing/2017/model3d" xmlns:o="urn:schemas-microsoft-com:office:office" xmlns:oel="http://schemas.microsoft.com/office/2019/extlst" xmlns:r="http://schemas.openxmlformats.org/officeDocument/2006/relationships" xmlns:m="http://schemas.openxmlformats.org/officeDocument/2006/math" xmlns:v="urn:schemas-microsoft-com:vml" xmlns:wp14="http://schemas.microsoft.com/office/word/2010/wordprocessingDrawing" xmlns:wp="http://schemas.openxmlformats.org/drawingml/2006/wordprocessingDrawing" xmlns:w10="urn:schemas-microsoft-com:office:word" xmlns:w="http://schemas.openxmlformats.org/wordprocessingml/2006/main" xmlns:w14="http://schemas.microsoft.com/office/word/2010/wordml" xmlns:w15="http://schemas.microsoft.com/office/word/2012/wordml" xmlns:w16cei="http://schemas.microsoft.com/office/word/2026/wordml/cei" xmlns:w16cex="http://schemas.microsoft.com/office/word/2018/wordml/cex" xmlns:w16cid="http://schemas.microsoft.com/office/word/2016/wordml/cid" xmlns:w16="http://schemas.microsoft.com/office/word/2018/wordml" xmlns:w16du="http://schemas.microsoft.com/office/word/2023/wordml/word16du" xmlns:w16sdtdh="http://schemas.microsoft.com/office/word/2020/wordml/sdtdatahash" xmlns:w16sdtfl="http://schemas.microsoft.com/office/word/2024/wordml/sdtformatlock" xmlns:w16se="http://schemas.microsoft.com/office/word/2015/wordml/symex" xmlns:wpg="http://schemas.microsoft.com/office/word/2010/wordprocessingGroup" xmlns:wpi="http://schemas.microsoft.com/office/word/2010/wordprocessingInk" xmlns:wne="http://schemas.microsoft.com/office/word/2006/wordml" xmlns:wps="http://schemas.microsoft.com/office/word/2010/wordprocessingShape" mc:Ignorable="w14 w15 w16se w16cid w16 w16cex w16sdtdh w16sdtfl w16du wp14">
   <w:body>
     <w:bookmarkStart w:id="0" w:name="_Toc134454805" w:displacedByCustomXml="next"/>
     <w:bookmarkEnd w:id="0" w:displacedByCustomXml="next"/>
@@ -47,7 +47,7 @@
               <w:lang w:bidi="de-DE"/>
             </w:rPr>
             <w:drawing>
-              <wp:anchor distT="0" distB="0" distL="114300" distR="114300" simplePos="0" relativeHeight="251658240" behindDoc="1" locked="0" layoutInCell="1" allowOverlap="1" wp14:anchorId="785FC2B2" wp14:editId="54A0FED5">
+              <wp:anchor distT="0" distB="0" distL="114300" distR="114300" simplePos="0" relativeHeight="251658240" behindDoc="1" locked="0" layoutInCell="1" allowOverlap="1" wp14:anchorId="785FC2B2" wp14:editId="1B4B34F8">
                 <wp:simplePos x="0" y="0"/>
                 <wp:positionH relativeFrom="column">
                   <wp:posOffset>-922020</wp:posOffset>
@@ -4145,7 +4145,7 @@
           <w:noProof/>
         </w:rPr>
         <w:drawing>
-          <wp:inline distT="0" distB="0" distL="0" distR="0" wp14:anchorId="023D66D7" wp14:editId="196BB8E6">
+          <wp:inline distT="0" distB="0" distL="0" distR="0" wp14:anchorId="023D66D7" wp14:editId="0493204F">
             <wp:extent cx="3283527" cy="3989705"/>
             <wp:effectExtent l="0" t="0" r="0" b="0"/>
             <wp:docPr id="1228447766" name="Picture 2" descr="Mild Steel Vertical Wire Dancer Machine, For Industrial, Production  Capacity: 700 kg/shift at ₹ 100000 in Greater Noida"/>
@@ -25192,7 +25192,7 @@
 </file>
 
 <file path=word/endnotes.xml><?xml version="1.0" encoding="utf-8"?>
-<w:endnotes xmlns:wpc="http://schemas.microsoft.com/office/word/2010/wordprocessingCanvas" xmlns:cx="http://schemas.microsoft.com/office/drawing/2014/chartex" xmlns:cx1="http://schemas.microsoft.com/office/drawing/2015/9/8/chartex" xmlns:cx2="http://schemas.microsoft.com/office/drawing/2015/10/21/chartex" xmlns:cx3="http://schemas.microsoft.com/office/drawing/2016/5/9/chartex" xmlns:cx4="http://schemas.microsoft.com/office/drawing/2016/5/10/chartex" xmlns:cx5="http://schemas.microsoft.com/office/drawing/2016/5/11/chartex" xmlns:cx6="http://schemas.microsoft.com/office/drawing/2016/5/12/chartex" xmlns:cx7="http://schemas.microsoft.com/office/drawing/2016/5/13/chartex" xmlns:cx8="http://schemas.microsoft.com/office/drawing/2016/5/14/chartex" xmlns:mc="http://schemas.openxmlformats.org/markup-compatibility/2006" xmlns:aink="http://schemas.microsoft.com/office/drawing/2016/ink" xmlns:am3d="http://schemas.microsoft.com/office/drawing/2017/model3d" xmlns:o="urn:schemas-microsoft-com:office:office" xmlns:oel="http://schemas.microsoft.com/office/2019/extlst" xmlns:r="http://schemas.openxmlformats.org/officeDocument/2006/relationships" xmlns:m="http://schemas.openxmlformats.org/officeDocument/2006/math" xmlns:v="urn:schemas-microsoft-com:vml" xmlns:wp14="http://schemas.microsoft.com/office/word/2010/wordprocessingDrawing" xmlns:wp="http://schemas.openxmlformats.org/drawingml/2006/wordprocessingDrawing" xmlns:w10="urn:schemas-microsoft-com:office:word" xmlns:w="http://schemas.openxmlformats.org/wordprocessingml/2006/main" xmlns:w14="http://schemas.microsoft.com/office/word/2010/wordml" xmlns:w15="http://schemas.microsoft.com/office/word/2012/wordml" xmlns:w16cex="http://schemas.microsoft.com/office/word/2018/wordml/cex" xmlns:w16cid="http://schemas.microsoft.com/office/word/2016/wordml/cid" xmlns:w16="http://schemas.microsoft.com/office/word/2018/wordml" xmlns:w16du="http://schemas.microsoft.com/office/word/2023/wordml/word16du" xmlns:w16sdtdh="http://schemas.microsoft.com/office/word/2020/wordml/sdtdatahash" xmlns:w16sdtfl="http://schemas.microsoft.com/office/word/2024/wordml/sdtformatlock" xmlns:w16se="http://schemas.microsoft.com/office/word/2015/wordml/symex" xmlns:wpg="http://schemas.microsoft.com/office/word/2010/wordprocessingGroup" xmlns:wpi="http://schemas.microsoft.com/office/word/2010/wordprocessingInk" xmlns:wne="http://schemas.microsoft.com/office/word/2006/wordml" xmlns:wps="http://schemas.microsoft.com/office/word/2010/wordprocessingShape" mc:Ignorable="w14 w15 w16se w16cid w16 w16cex w16sdtdh w16sdtfl w16du wp14">
+<w:endnotes xmlns:wpc="http://schemas.microsoft.com/office/word/2010/wordprocessingCanvas" xmlns:cx="http://schemas.microsoft.com/office/drawing/2014/chartex" xmlns:cx1="http://schemas.microsoft.com/office/drawing/2015/9/8/chartex" xmlns:cx2="http://schemas.microsoft.com/office/drawing/2015/10/21/chartex" xmlns:cx3="http://schemas.microsoft.com/office/drawing/2016/5/9/chartex" xmlns:cx4="http://schemas.microsoft.com/office/drawing/2016/5/10/chartex" xmlns:cx5="http://schemas.microsoft.com/office/drawing/2016/5/11/chartex" xmlns:cx6="http://schemas.microsoft.com/office/drawing/2016/5/12/chartex" xmlns:cx7="http://schemas.microsoft.com/office/drawing/2016/5/13/chartex" xmlns:cx8="http://schemas.microsoft.com/office/drawing/2016/5/14/chartex" xmlns:mc="http://schemas.openxmlformats.org/markup-compatibility/2006" xmlns:aink="http://schemas.microsoft.com/office/drawing/2016/ink" xmlns:am3d="http://schemas.microsoft.com/office/drawing/2017/model3d" xmlns:o="urn:schemas-microsoft-com:office:office" xmlns:oel="http://schemas.microsoft.com/office/2019/extlst" xmlns:r="http://schemas.openxmlformats.org/officeDocument/2006/relationships" xmlns:m="http://schemas.openxmlformats.org/officeDocument/2006/math" xmlns:v="urn:schemas-microsoft-com:vml" xmlns:wp14="http://schemas.microsoft.com/office/word/2010/wordprocessingDrawing" xmlns:wp="http://schemas.openxmlformats.org/drawingml/2006/wordprocessingDrawing" xmlns:w10="urn:schemas-microsoft-com:office:word" xmlns:w="http://schemas.openxmlformats.org/wordprocessingml/2006/main" xmlns:w14="http://schemas.microsoft.com/office/word/2010/wordml" xmlns:w15="http://schemas.microsoft.com/office/word/2012/wordml" xmlns:w16cei="http://schemas.microsoft.com/office/word/2026/wordml/cei" xmlns:w16cex="http://schemas.microsoft.com/office/word/2018/wordml/cex" xmlns:w16cid="http://schemas.microsoft.com/office/word/2016/wordml/cid" xmlns:w16="http://schemas.microsoft.com/office/word/2018/wordml" xmlns:w16du="http://schemas.microsoft.com/office/word/2023/wordml/word16du" xmlns:w16sdtdh="http://schemas.microsoft.com/office/word/2020/wordml/sdtdatahash" xmlns:w16sdtfl="http://schemas.microsoft.com/office/word/2024/wordml/sdtformatlock" xmlns:w16se="http://schemas.microsoft.com/office/word/2015/wordml/symex" xmlns:wpg="http://schemas.microsoft.com/office/word/2010/wordprocessingGroup" xmlns:wpi="http://schemas.microsoft.com/office/word/2010/wordprocessingInk" xmlns:wne="http://schemas.microsoft.com/office/word/2006/wordml" xmlns:wps="http://schemas.microsoft.com/office/word/2010/wordprocessingShape" mc:Ignorable="w14 w15 w16se w16cid w16 w16cex w16sdtdh w16sdtfl w16du wp14">
   <w:endnote w:type="separator" w:id="-1">
     <w:p>
       <w:pPr>
@@ -25224,7 +25224,7 @@
 </file>
 
 <file path=word/footer1.xml><?xml version="1.0" encoding="utf-8"?>
-<w:ftr xmlns:wpc="http://schemas.microsoft.com/office/word/2010/wordprocessingCanvas" xmlns:cx="http://schemas.microsoft.com/office/drawing/2014/chartex" xmlns:cx1="http://schemas.microsoft.com/office/drawing/2015/9/8/chartex" xmlns:cx2="http://schemas.microsoft.com/office/drawing/2015/10/21/chartex" xmlns:cx3="http://schemas.microsoft.com/office/drawing/2016/5/9/chartex" xmlns:cx4="http://schemas.microsoft.com/office/drawing/2016/5/10/chartex" xmlns:cx5="http://schemas.microsoft.com/office/drawing/2016/5/11/chartex" xmlns:cx6="http://schemas.microsoft.com/office/drawing/2016/5/12/chartex" xmlns:cx7="http://schemas.microsoft.com/office/drawing/2016/5/13/chartex" xmlns:cx8="http://schemas.microsoft.com/office/drawing/2016/5/14/chartex" xmlns:mc="http://schemas.openxmlformats.org/markup-compatibility/2006" xmlns:aink="http://schemas.microsoft.com/office/drawing/2016/ink" xmlns:am3d="http://schemas.microsoft.com/office/drawing/2017/model3d" xmlns:o="urn:schemas-microsoft-com:office:office" xmlns:oel="http://schemas.microsoft.com/office/2019/extlst" xmlns:r="http://schemas.openxmlformats.org/officeDocument/2006/relationships" xmlns:m="http://schemas.openxmlformats.org/officeDocument/2006/math" xmlns:v="urn:schemas-microsoft-com:vml" xmlns:wp14="http://schemas.microsoft.com/office/word/2010/wordprocessingDrawing" xmlns:wp="http://schemas.openxmlformats.org/drawingml/2006/wordprocessingDrawing" xmlns:w10="urn:schemas-microsoft-com:office:word" xmlns:w="http://schemas.openxmlformats.org/wordprocessingml/2006/main" xmlns:w14="http://schemas.microsoft.com/office/word/2010/wordml" xmlns:w15="http://schemas.microsoft.com/office/word/2012/wordml" xmlns:w16cex="http://schemas.microsoft.com/office/word/2018/wordml/cex" xmlns:w16cid="http://schemas.microsoft.com/office/word/2016/wordml/cid" xmlns:w16="http://schemas.microsoft.com/office/word/2018/wordml" xmlns:w16du="http://schemas.microsoft.com/office/word/2023/wordml/word16du" xmlns:w16sdtdh="http://schemas.microsoft.com/office/word/2020/wordml/sdtdatahash" xmlns:w16sdtfl="http://schemas.microsoft.com/office/word/2024/wordml/sdtformatlock" xmlns:w16se="http://schemas.microsoft.com/office/word/2015/wordml/symex" xmlns:wpg="http://schemas.microsoft.com/office/word/2010/wordprocessingGroup" xmlns:wpi="http://schemas.microsoft.com/office/word/2010/wordprocessingInk" xmlns:wne="http://schemas.microsoft.com/office/word/2006/wordml" xmlns:wps="http://schemas.microsoft.com/office/word/2010/wordprocessingShape" mc:Ignorable="w14 w15 w16se w16cid w16 w16cex w16sdtdh w16sdtfl w16du wp14">
+<w:ftr xmlns:wpc="http://schemas.microsoft.com/office/word/2010/wordprocessingCanvas" xmlns:cx="http://schemas.microsoft.com/office/drawing/2014/chartex" xmlns:cx1="http://schemas.microsoft.com/office/drawing/2015/9/8/chartex" xmlns:cx2="http://schemas.microsoft.com/office/drawing/2015/10/21/chartex" xmlns:cx3="http://schemas.microsoft.com/office/drawing/2016/5/9/chartex" xmlns:cx4="http://schemas.microsoft.com/office/drawing/2016/5/10/chartex" xmlns:cx5="http://schemas.microsoft.com/office/drawing/2016/5/11/chartex" xmlns:cx6="http://schemas.microsoft.com/office/drawing/2016/5/12/chartex" xmlns:cx7="http://schemas.microsoft.com/office/drawing/2016/5/13/chartex" xmlns:cx8="http://schemas.microsoft.com/office/drawing/2016/5/14/chartex" xmlns:mc="http://schemas.openxmlformats.org/markup-compatibility/2006" xmlns:aink="http://schemas.microsoft.com/office/drawing/2016/ink" xmlns:am3d="http://schemas.microsoft.com/office/drawing/2017/model3d" xmlns:o="urn:schemas-microsoft-com:office:office" xmlns:oel="http://schemas.microsoft.com/office/2019/extlst" xmlns:r="http://schemas.openxmlformats.org/officeDocument/2006/relationships" xmlns:m="http://schemas.openxmlformats.org/officeDocument/2006/math" xmlns:v="urn:schemas-microsoft-com:vml" xmlns:wp14="http://schemas.microsoft.com/office/word/2010/wordprocessingDrawing" xmlns:wp="http://schemas.openxmlformats.org/drawingml/2006/wordprocessingDrawing" xmlns:w10="urn:schemas-microsoft-com:office:word" xmlns:w="http://schemas.openxmlformats.org/wordprocessingml/2006/main" xmlns:w14="http://schemas.microsoft.com/office/word/2010/wordml" xmlns:w15="http://schemas.microsoft.com/office/word/2012/wordml" xmlns:w16cei="http://schemas.microsoft.com/office/word/2026/wordml/cei" xmlns:w16cex="http://schemas.microsoft.com/office/word/2018/wordml/cex" xmlns:w16cid="http://schemas.microsoft.com/office/word/2016/wordml/cid" xmlns:w16="http://schemas.microsoft.com/office/word/2018/wordml" xmlns:w16du="http://schemas.microsoft.com/office/word/2023/wordml/word16du" xmlns:w16sdtdh="http://schemas.microsoft.com/office/word/2020/wordml/sdtdatahash" xmlns:w16sdtfl="http://schemas.microsoft.com/office/word/2024/wordml/sdtformatlock" xmlns:w16se="http://schemas.microsoft.com/office/word/2015/wordml/symex" xmlns:wpg="http://schemas.microsoft.com/office/word/2010/wordprocessingGroup" xmlns:wpi="http://schemas.microsoft.com/office/word/2010/wordprocessingInk" xmlns:wne="http://schemas.microsoft.com/office/word/2006/wordml" xmlns:wps="http://schemas.microsoft.com/office/word/2010/wordprocessingShape" mc:Ignorable="w14 w15 w16se w16cid w16 w16cex w16sdtdh w16sdtfl w16du wp14">
   <w:p>
     <w:pPr>
       <w:pStyle w:val="Footer"/>
@@ -25293,6 +25293,10 @@
   <w:p>
     <w:pPr>
       <w:pStyle w:val="Footer"/>
+      <w:tabs>
+        <w:tab w:val="left" w:pos="720"/>
+        <w:tab w:val="left" w:pos="2794"/>
+      </w:tabs>
     </w:pPr>
     <w:r>
       <w:rPr>
@@ -25384,12 +25388,15 @@
     <w:r>
       <w:tab/>
     </w:r>
+    <w:r>
+      <w:tab/>
+    </w:r>
   </w:p>
 </w:ftr>
 </file>
 
 <file path=word/footnotes.xml><?xml version="1.0" encoding="utf-8"?>
-<w:footnotes xmlns:wpc="http://schemas.microsoft.com/office/word/2010/wordprocessingCanvas" xmlns:cx="http://schemas.microsoft.com/office/drawing/2014/chartex" xmlns:cx1="http://schemas.microsoft.com/office/drawing/2015/9/8/chartex" xmlns:cx2="http://schemas.microsoft.com/office/drawing/2015/10/21/chartex" xmlns:cx3="http://schemas.microsoft.com/office/drawing/2016/5/9/chartex" xmlns:cx4="http://schemas.microsoft.com/office/drawing/2016/5/10/chartex" xmlns:cx5="http://schemas.microsoft.com/office/drawing/2016/5/11/chartex" xmlns:cx6="http://schemas.microsoft.com/office/drawing/2016/5/12/chartex" xmlns:cx7="http://schemas.microsoft.com/office/drawing/2016/5/13/chartex" xmlns:cx8="http://schemas.microsoft.com/office/drawing/2016/5/14/chartex" xmlns:mc="http://schemas.openxmlformats.org/markup-compatibility/2006" xmlns:aink="http://schemas.microsoft.com/office/drawing/2016/ink" xmlns:am3d="http://schemas.microsoft.com/office/drawing/2017/model3d" xmlns:o="urn:schemas-microsoft-com:office:office" xmlns:oel="http://schemas.microsoft.com/office/2019/extlst" xmlns:r="http://schemas.openxmlformats.org/officeDocument/2006/relationships" xmlns:m="http://schemas.openxmlformats.org/officeDocument/2006/math" xmlns:v="urn:schemas-microsoft-com:vml" xmlns:wp14="http://schemas.microsoft.com/office/word/2010/wordprocessingDrawing" xmlns:wp="http://schemas.openxmlformats.org/drawingml/2006/wordprocessingDrawing" xmlns:w10="urn:schemas-microsoft-com:office:word" xmlns:w="http://schemas.openxmlformats.org/wordprocessingml/2006/main" xmlns:w14="http://schemas.microsoft.com/office/word/2010/wordml" xmlns:w15="http://schemas.microsoft.com/office/word/2012/wordml" xmlns:w16cex="http://schemas.microsoft.com/office/word/2018/wordml/cex" xmlns:w16cid="http://schemas.microsoft.com/office/word/2016/wordml/cid" xmlns:w16="http://schemas.microsoft.com/office/word/2018/wordml" xmlns:w16du="http://schemas.microsoft.com/office/word/2023/wordml/word16du" xmlns:w16sdtdh="http://schemas.microsoft.com/office/word/2020/wordml/sdtdatahash" xmlns:w16sdtfl="http://schemas.microsoft.com/office/word/2024/wordml/sdtformatlock" xmlns:w16se="http://schemas.microsoft.com/office/word/2015/wordml/symex" xmlns:wpg="http://schemas.microsoft.com/office/word/2010/wordprocessingGroup" xmlns:wpi="http://schemas.microsoft.com/office/word/2010/wordprocessingInk" xmlns:wne="http://schemas.microsoft.com/office/word/2006/wordml" xmlns:wps="http://schemas.microsoft.com/office/word/2010/wordprocessingShape" mc:Ignorable="w14 w15 w16se w16cid w16 w16cex w16sdtdh w16sdtfl w16du wp14">
+<w:footnotes xmlns:wpc="http://schemas.microsoft.com/office/word/2010/wordprocessingCanvas" xmlns:cx="http://schemas.microsoft.com/office/drawing/2014/chartex" xmlns:cx1="http://schemas.microsoft.com/office/drawing/2015/9/8/chartex" xmlns:cx2="http://schemas.microsoft.com/office/drawing/2015/10/21/chartex" xmlns:cx3="http://schemas.microsoft.com/office/drawing/2016/5/9/chartex" xmlns:cx4="http://schemas.microsoft.com/office/drawing/2016/5/10/chartex" xmlns:cx5="http://schemas.microsoft.com/office/drawing/2016/5/11/chartex" xmlns:cx6="http://schemas.microsoft.com/office/drawing/2016/5/12/chartex" xmlns:cx7="http://schemas.microsoft.com/office/drawing/2016/5/13/chartex" xmlns:cx8="http://schemas.microsoft.com/office/drawing/2016/5/14/chartex" xmlns:mc="http://schemas.openxmlformats.org/markup-compatibility/2006" xmlns:aink="http://schemas.microsoft.com/office/drawing/2016/ink" xmlns:am3d="http://schemas.microsoft.com/office/drawing/2017/model3d" xmlns:o="urn:schemas-microsoft-com:office:office" xmlns:oel="http://schemas.microsoft.com/office/2019/extlst" xmlns:r="http://schemas.openxmlformats.org/officeDocument/2006/relationships" xmlns:m="http://schemas.openxmlformats.org/officeDocument/2006/math" xmlns:v="urn:schemas-microsoft-com:vml" xmlns:wp14="http://schemas.microsoft.com/office/word/2010/wordprocessingDrawing" xmlns:wp="http://schemas.openxmlformats.org/drawingml/2006/wordprocessingDrawing" xmlns:w10="urn:schemas-microsoft-com:office:word" xmlns:w="http://schemas.openxmlformats.org/wordprocessingml/2006/main" xmlns:w14="http://schemas.microsoft.com/office/word/2010/wordml" xmlns:w15="http://schemas.microsoft.com/office/word/2012/wordml" xmlns:w16cei="http://schemas.microsoft.com/office/word/2026/wordml/cei" xmlns:w16cex="http://schemas.microsoft.com/office/word/2018/wordml/cex" xmlns:w16cid="http://schemas.microsoft.com/office/word/2016/wordml/cid" xmlns:w16="http://schemas.microsoft.com/office/word/2018/wordml" xmlns:w16du="http://schemas.microsoft.com/office/word/2023/wordml/word16du" xmlns:w16sdtdh="http://schemas.microsoft.com/office/word/2020/wordml/sdtdatahash" xmlns:w16sdtfl="http://schemas.microsoft.com/office/word/2024/wordml/sdtformatlock" xmlns:w16se="http://schemas.microsoft.com/office/word/2015/wordml/symex" xmlns:wpg="http://schemas.microsoft.com/office/word/2010/wordprocessingGroup" xmlns:wpi="http://schemas.microsoft.com/office/word/2010/wordprocessingInk" xmlns:wne="http://schemas.microsoft.com/office/word/2006/wordml" xmlns:wps="http://schemas.microsoft.com/office/word/2010/wordprocessingShape" mc:Ignorable="w14 w15 w16se w16cid w16 w16cex w16sdtdh w16sdtfl w16du wp14">
   <w:footnote w:type="separator" w:id="-1">
     <w:p>
       <w:pPr>
@@ -25421,7 +25428,7 @@
 </file>
 
 <file path=word/header1.xml><?xml version="1.0" encoding="utf-8"?>
-<w:hdr xmlns:wpc="http://schemas.microsoft.com/office/word/2010/wordprocessingCanvas" xmlns:cx="http://schemas.microsoft.com/office/drawing/2014/chartex" xmlns:cx1="http://schemas.microsoft.com/office/drawing/2015/9/8/chartex" xmlns:cx2="http://schemas.microsoft.com/office/drawing/2015/10/21/chartex" xmlns:cx3="http://schemas.microsoft.com/office/drawing/2016/5/9/chartex" xmlns:cx4="http://schemas.microsoft.com/office/drawing/2016/5/10/chartex" xmlns:cx5="http://schemas.microsoft.com/office/drawing/2016/5/11/chartex" xmlns:cx6="http://schemas.microsoft.com/office/drawing/2016/5/12/chartex" xmlns:cx7="http://schemas.microsoft.com/office/drawing/2016/5/13/chartex" xmlns:cx8="http://schemas.microsoft.com/office/drawing/2016/5/14/chartex" xmlns:mc="http://schemas.openxmlformats.org/markup-compatibility/2006" xmlns:aink="http://schemas.microsoft.com/office/drawing/2016/ink" xmlns:am3d="http://schemas.microsoft.com/office/drawing/2017/model3d" xmlns:o="urn:schemas-microsoft-com:office:office" xmlns:oel="http://schemas.microsoft.com/office/2019/extlst" xmlns:r="http://schemas.openxmlformats.org/officeDocument/2006/relationships" xmlns:m="http://schemas.openxmlformats.org/officeDocument/2006/math" xmlns:v="urn:schemas-microsoft-com:vml" xmlns:wp14="http://schemas.microsoft.com/office/word/2010/wordprocessingDrawing" xmlns:wp="http://schemas.openxmlformats.org/drawingml/2006/wordprocessingDrawing" xmlns:w10="urn:schemas-microsoft-com:office:word" xmlns:w="http://schemas.openxmlformats.org/wordprocessingml/2006/main" xmlns:w14="http://schemas.microsoft.com/office/word/2010/wordml" xmlns:w15="http://schemas.microsoft.com/office/word/2012/wordml" xmlns:w16cex="http://schemas.microsoft.com/office/word/2018/wordml/cex" xmlns:w16cid="http://schemas.microsoft.com/office/word/2016/wordml/cid" xmlns:w16="http://schemas.microsoft.com/office/word/2018/wordml" xmlns:w16du="http://schemas.microsoft.com/office/word/2023/wordml/word16du" xmlns:w16sdtdh="http://schemas.microsoft.com/office/word/2020/wordml/sdtdatahash" xmlns:w16sdtfl="http://schemas.microsoft.com/office/word/2024/wordml/sdtformatlock" xmlns:w16se="http://schemas.microsoft.com/office/word/2015/wordml/symex" xmlns:wpg="http://schemas.microsoft.com/office/word/2010/wordprocessingGroup" xmlns:wpi="http://schemas.microsoft.com/office/word/2010/wordprocessingInk" xmlns:wne="http://schemas.microsoft.com/office/word/2006/wordml" xmlns:wps="http://schemas.microsoft.com/office/word/2010/wordprocessingShape" mc:Ignorable="w14 w15 w16se w16cid w16 w16cex w16sdtdh w16sdtfl w16du wp14">
+<w:hdr xmlns:wpc="http://schemas.microsoft.com/office/word/2010/wordprocessingCanvas" xmlns:cx="http://schemas.microsoft.com/office/drawing/2014/chartex" xmlns:cx1="http://schemas.microsoft.com/office/drawing/2015/9/8/chartex" xmlns:cx2="http://schemas.microsoft.com/office/drawing/2015/10/21/chartex" xmlns:cx3="http://schemas.microsoft.com/office/drawing/2016/5/9/chartex" xmlns:cx4="http://schemas.microsoft.com/office/drawing/2016/5/10/chartex" xmlns:cx5="http://schemas.microsoft.com/office/drawing/2016/5/11/chartex" xmlns:cx6="http://schemas.microsoft.com/office/drawing/2016/5/12/chartex" xmlns:cx7="http://schemas.microsoft.com/office/drawing/2016/5/13/chartex" xmlns:cx8="http://schemas.microsoft.com/office/drawing/2016/5/14/chartex" xmlns:mc="http://schemas.openxmlformats.org/markup-compatibility/2006" xmlns:aink="http://schemas.microsoft.com/office/drawing/2016/ink" xmlns:am3d="http://schemas.microsoft.com/office/drawing/2017/model3d" xmlns:o="urn:schemas-microsoft-com:office:office" xmlns:oel="http://schemas.microsoft.com/office/2019/extlst" xmlns:r="http://schemas.openxmlformats.org/officeDocument/2006/relationships" xmlns:m="http://schemas.openxmlformats.org/officeDocument/2006/math" xmlns:v="urn:schemas-microsoft-com:vml" xmlns:wp14="http://schemas.microsoft.com/office/word/2010/wordprocessingDrawing" xmlns:wp="http://schemas.openxmlformats.org/drawingml/2006/wordprocessingDrawing" xmlns:w10="urn:schemas-microsoft-com:office:word" xmlns:w="http://schemas.openxmlformats.org/wordprocessingml/2006/main" xmlns:w14="http://schemas.microsoft.com/office/word/2010/wordml" xmlns:w15="http://schemas.microsoft.com/office/word/2012/wordml" xmlns:w16cei="http://schemas.microsoft.com/office/word/2026/wordml/cei" xmlns:w16cex="http://schemas.microsoft.com/office/word/2018/wordml/cex" xmlns:w16cid="http://schemas.microsoft.com/office/word/2016/wordml/cid" xmlns:w16="http://schemas.microsoft.com/office/word/2018/wordml" xmlns:w16du="http://schemas.microsoft.com/office/word/2023/wordml/word16du" xmlns:w16sdtdh="http://schemas.microsoft.com/office/word/2020/wordml/sdtdatahash" xmlns:w16sdtfl="http://schemas.microsoft.com/office/word/2024/wordml/sdtformatlock" xmlns:w16se="http://schemas.microsoft.com/office/word/2015/wordml/symex" xmlns:wpg="http://schemas.microsoft.com/office/word/2010/wordprocessingGroup" xmlns:wpi="http://schemas.microsoft.com/office/word/2010/wordprocessingInk" xmlns:wne="http://schemas.microsoft.com/office/word/2006/wordml" xmlns:wps="http://schemas.microsoft.com/office/word/2010/wordprocessingShape" mc:Ignorable="w14 w15 w16se w16cid w16 w16cex w16sdtdh w16sdtfl w16du wp14">
   <w:p>
     <w:pPr>
       <w:pStyle w:val="Header"/>
@@ -25524,7 +25531,7 @@
 </file>
 
 <file path=word/header2.xml><?xml version="1.0" encoding="utf-8"?>
-<w:hdr xmlns:wpc="http://schemas.microsoft.com/office/word/2010/wordprocessingCanvas" xmlns:cx="http://schemas.microsoft.com/office/drawing/2014/chartex" xmlns:cx1="http://schemas.microsoft.com/office/drawing/2015/9/8/chartex" xmlns:cx2="http://schemas.microsoft.com/office/drawing/2015/10/21/chartex" xmlns:cx3="http://schemas.microsoft.com/office/drawing/2016/5/9/chartex" xmlns:cx4="http://schemas.microsoft.com/office/drawing/2016/5/10/chartex" xmlns:cx5="http://schemas.microsoft.com/office/drawing/2016/5/11/chartex" xmlns:cx6="http://schemas.microsoft.com/office/drawing/2016/5/12/chartex" xmlns:cx7="http://schemas.microsoft.com/office/drawing/2016/5/13/chartex" xmlns:cx8="http://schemas.microsoft.com/office/drawing/2016/5/14/chartex" xmlns:mc="http://schemas.openxmlformats.org/markup-compatibility/2006" xmlns:aink="http://schemas.microsoft.com/office/drawing/2016/ink" xmlns:am3d="http://schemas.microsoft.com/office/drawing/2017/model3d" xmlns:o="urn:schemas-microsoft-com:office:office" xmlns:oel="http://schemas.microsoft.com/office/2019/extlst" xmlns:r="http://schemas.openxmlformats.org/officeDocument/2006/relationships" xmlns:m="http://schemas.openxmlformats.org/officeDocument/2006/math" xmlns:v="urn:schemas-microsoft-com:vml" xmlns:wp14="http://schemas.microsoft.com/office/word/2010/wordprocessingDrawing" xmlns:wp="http://schemas.openxmlformats.org/drawingml/2006/wordprocessingDrawing" xmlns:w10="urn:schemas-microsoft-com:office:word" xmlns:w="http://schemas.openxmlformats.org/wordprocessingml/2006/main" xmlns:w14="http://schemas.microsoft.com/office/word/2010/wordml" xmlns:w15="http://schemas.microsoft.com/office/word/2012/wordml" xmlns:w16cex="http://schemas.microsoft.com/office/word/2018/wordml/cex" xmlns:w16cid="http://schemas.microsoft.com/office/word/2016/wordml/cid" xmlns:w16="http://schemas.microsoft.com/office/word/2018/wordml" xmlns:w16du="http://schemas.microsoft.com/office/word/2023/wordml/word16du" xmlns:w16sdtdh="http://schemas.microsoft.com/office/word/2020/wordml/sdtdatahash" xmlns:w16sdtfl="http://schemas.microsoft.com/office/word/2024/wordml/sdtformatlock" xmlns:w16se="http://schemas.microsoft.com/office/word/2015/wordml/symex" xmlns:wpg="http://schemas.microsoft.com/office/word/2010/wordprocessingGroup" xmlns:wpi="http://schemas.microsoft.com/office/word/2010/wordprocessingInk" xmlns:wne="http://schemas.microsoft.com/office/word/2006/wordml" xmlns:wps="http://schemas.microsoft.com/office/word/2010/wordprocessingShape" mc:Ignorable="w14 w15 w16se w16cid w16 w16cex w16sdtdh w16sdtfl w16du wp14">
+<w:hdr xmlns:wpc="http://schemas.microsoft.com/office/word/2010/wordprocessingCanvas" xmlns:cx="http://schemas.microsoft.com/office/drawing/2014/chartex" xmlns:cx1="http://schemas.microsoft.com/office/drawing/2015/9/8/chartex" xmlns:cx2="http://schemas.microsoft.com/office/drawing/2015/10/21/chartex" xmlns:cx3="http://schemas.microsoft.com/office/drawing/2016/5/9/chartex" xmlns:cx4="http://schemas.microsoft.com/office/drawing/2016/5/10/chartex" xmlns:cx5="http://schemas.microsoft.com/office/drawing/2016/5/11/chartex" xmlns:cx6="http://schemas.microsoft.com/office/drawing/2016/5/12/chartex" xmlns:cx7="http://schemas.microsoft.com/office/drawing/2016/5/13/chartex" xmlns:cx8="http://schemas.microsoft.com/office/drawing/2016/5/14/chartex" xmlns:mc="http://schemas.openxmlformats.org/markup-compatibility/2006" xmlns:aink="http://schemas.microsoft.com/office/drawing/2016/ink" xmlns:am3d="http://schemas.microsoft.com/office/drawing/2017/model3d" xmlns:o="urn:schemas-microsoft-com:office:office" xmlns:oel="http://schemas.microsoft.com/office/2019/extlst" xmlns:r="http://schemas.openxmlformats.org/officeDocument/2006/relationships" xmlns:m="http://schemas.openxmlformats.org/officeDocument/2006/math" xmlns:v="urn:schemas-microsoft-com:vml" xmlns:wp14="http://schemas.microsoft.com/office/word/2010/wordprocessingDrawing" xmlns:wp="http://schemas.openxmlformats.org/drawingml/2006/wordprocessingDrawing" xmlns:w10="urn:schemas-microsoft-com:office:word" xmlns:w="http://schemas.openxmlformats.org/wordprocessingml/2006/main" xmlns:w14="http://schemas.microsoft.com/office/word/2010/wordml" xmlns:w15="http://schemas.microsoft.com/office/word/2012/wordml" xmlns:w16cei="http://schemas.microsoft.com/office/word/2026/wordml/cei" xmlns:w16cex="http://schemas.microsoft.com/office/word/2018/wordml/cex" xmlns:w16cid="http://schemas.microsoft.com/office/word/2016/wordml/cid" xmlns:w16="http://schemas.microsoft.com/office/word/2018/wordml" xmlns:w16du="http://schemas.microsoft.com/office/word/2023/wordml/word16du" xmlns:w16sdtdh="http://schemas.microsoft.com/office/word/2020/wordml/sdtdatahash" xmlns:w16sdtfl="http://schemas.microsoft.com/office/word/2024/wordml/sdtformatlock" xmlns:w16se="http://schemas.microsoft.com/office/word/2015/wordml/symex" xmlns:wpg="http://schemas.microsoft.com/office/word/2010/wordprocessingGroup" xmlns:wpi="http://schemas.microsoft.com/office/word/2010/wordprocessingInk" xmlns:wne="http://schemas.microsoft.com/office/word/2006/wordml" xmlns:wps="http://schemas.microsoft.com/office/word/2010/wordprocessingShape" mc:Ignorable="w14 w15 w16se w16cid w16 w16cex w16sdtdh w16sdtfl w16du wp14">
   <w:p>
     <w:pPr>
       <w:pStyle w:val="Header"/>
@@ -25535,7 +25542,7 @@
 </file>
 
 <file path=word/numbering.xml><?xml version="1.0" encoding="utf-8"?>
-<w:numbering xmlns:wpc="http://schemas.microsoft.com/office/word/2010/wordprocessingCanvas" xmlns:cx="http://schemas.microsoft.com/office/drawing/2014/chartex" xmlns:cx1="http://schemas.microsoft.com/office/drawing/2015/9/8/chartex" xmlns:cx2="http://schemas.microsoft.com/office/drawing/2015/10/21/chartex" xmlns:cx3="http://schemas.microsoft.com/office/drawing/2016/5/9/chartex" xmlns:cx4="http://schemas.microsoft.com/office/drawing/2016/5/10/chartex" xmlns:cx5="http://schemas.microsoft.com/office/drawing/2016/5/11/chartex" xmlns:cx6="http://schemas.microsoft.com/office/drawing/2016/5/12/chartex" xmlns:cx7="http://schemas.microsoft.com/office/drawing/2016/5/13/chartex" xmlns:cx8="http://schemas.microsoft.com/office/drawing/2016/5/14/chartex" xmlns:mc="http://schemas.openxmlformats.org/markup-compatibility/2006" xmlns:aink="http://schemas.microsoft.com/office/drawing/2016/ink" xmlns:am3d="http://schemas.microsoft.com/office/drawing/2017/model3d" xmlns:o="urn:schemas-microsoft-com:office:office" xmlns:oel="http://schemas.microsoft.com/office/2019/extlst" xmlns:r="http://schemas.openxmlformats.org/officeDocument/2006/relationships" xmlns:m="http://schemas.openxmlformats.org/officeDocument/2006/math" xmlns:v="urn:schemas-microsoft-com:vml" xmlns:wp14="http://schemas.microsoft.com/office/word/2010/wordprocessingDrawing" xmlns:wp="http://schemas.openxmlformats.org/drawingml/2006/wordprocessingDrawing" xmlns:w10="urn:schemas-microsoft-com:office:word" xmlns:w="http://schemas.openxmlformats.org/wordprocessingml/2006/main" xmlns:w14="http://schemas.microsoft.com/office/word/2010/wordml" xmlns:w15="http://schemas.microsoft.com/office/word/2012/wordml" xmlns:w16cex="http://schemas.microsoft.com/office/word/2018/wordml/cex" xmlns:w16cid="http://schemas.microsoft.com/office/word/2016/wordml/cid" xmlns:w16="http://schemas.microsoft.com/office/word/2018/wordml" xmlns:w16du="http://schemas.microsoft.com/office/word/2023/wordml/word16du" xmlns:w16sdtdh="http://schemas.microsoft.com/office/word/2020/wordml/sdtdatahash" xmlns:w16sdtfl="http://schemas.microsoft.com/office/word/2024/wordml/sdtformatlock" xmlns:w16se="http://schemas.microsoft.com/office/word/2015/wordml/symex" xmlns:wpg="http://schemas.microsoft.com/office/word/2010/wordprocessingGroup" xmlns:wpi="http://schemas.microsoft.com/office/word/2010/wordprocessingInk" xmlns:wne="http://schemas.microsoft.com/office/word/2006/wordml" xmlns:wps="http://schemas.microsoft.com/office/word/2010/wordprocessingShape" mc:Ignorable="w14 w15 w16se w16cid w16 w16cex w16sdtdh w16sdtfl w16du wp14">
+<w:numbering xmlns:wpc="http://schemas.microsoft.com/office/word/2010/wordprocessingCanvas" xmlns:cx="http://schemas.microsoft.com/office/drawing/2014/chartex" xmlns:cx1="http://schemas.microsoft.com/office/drawing/2015/9/8/chartex" xmlns:cx2="http://schemas.microsoft.com/office/drawing/2015/10/21/chartex" xmlns:cx3="http://schemas.microsoft.com/office/drawing/2016/5/9/chartex" xmlns:cx4="http://schemas.microsoft.com/office/drawing/2016/5/10/chartex" xmlns:cx5="http://schemas.microsoft.com/office/drawing/2016/5/11/chartex" xmlns:cx6="http://schemas.microsoft.com/office/drawing/2016/5/12/chartex" xmlns:cx7="http://schemas.microsoft.com/office/drawing/2016/5/13/chartex" xmlns:cx8="http://schemas.microsoft.com/office/drawing/2016/5/14/chartex" xmlns:mc="http://schemas.openxmlformats.org/markup-compatibility/2006" xmlns:aink="http://schemas.microsoft.com/office/drawing/2016/ink" xmlns:am3d="http://schemas.microsoft.com/office/drawing/2017/model3d" xmlns:o="urn:schemas-microsoft-com:office:office" xmlns:oel="http://schemas.microsoft.com/office/2019/extlst" xmlns:r="http://schemas.openxmlformats.org/officeDocument/2006/relationships" xmlns:m="http://schemas.openxmlformats.org/officeDocument/2006/math" xmlns:v="urn:schemas-microsoft-com:vml" xmlns:wp14="http://schemas.microsoft.com/office/word/2010/wordprocessingDrawing" xmlns:wp="http://schemas.openxmlformats.org/drawingml/2006/wordprocessingDrawing" xmlns:w10="urn:schemas-microsoft-com:office:word" xmlns:w="http://schemas.openxmlformats.org/wordprocessingml/2006/main" xmlns:w14="http://schemas.microsoft.com/office/word/2010/wordml" xmlns:w15="http://schemas.microsoft.com/office/word/2012/wordml" xmlns:w16cei="http://schemas.microsoft.com/office/word/2026/wordml/cei" xmlns:w16cex="http://schemas.microsoft.com/office/word/2018/wordml/cex" xmlns:w16cid="http://schemas.microsoft.com/office/word/2016/wordml/cid" xmlns:w16="http://schemas.microsoft.com/office/word/2018/wordml" xmlns:w16du="http://schemas.microsoft.com/office/word/2023/wordml/word16du" xmlns:w16sdtdh="http://schemas.microsoft.com/office/word/2020/wordml/sdtdatahash" xmlns:w16sdtfl="http://schemas.microsoft.com/office/word/2024/wordml/sdtformatlock" xmlns:w16se="http://schemas.microsoft.com/office/word/2015/wordml/symex" xmlns:wpg="http://schemas.microsoft.com/office/word/2010/wordprocessingGroup" xmlns:wpi="http://schemas.microsoft.com/office/word/2010/wordprocessingInk" xmlns:wne="http://schemas.microsoft.com/office/word/2006/wordml" xmlns:wps="http://schemas.microsoft.com/office/word/2010/wordprocessingShape" mc:Ignorable="w14 w15 w16se w16cid w16 w16cex w16sdtdh w16sdtfl w16du wp14">
   <w:abstractNum w:abstractNumId="0" w15:restartNumberingAfterBreak="0">
     <w:nsid w:val="FFFFFF7C"/>
     <w:multiLevelType w:val="singleLevel"/>
@@ -62890,6 +62897,31 @@
 </file>
 
 <file path=customXml/item1.xml><?xml version="1.0" encoding="utf-8"?>
+<p:properties xmlns:p="http://schemas.microsoft.com/office/2006/metadata/properties" xmlns:xsi="http://www.w3.org/2001/XMLSchema-instance" xmlns:pc="http://schemas.microsoft.com/office/infopath/2007/PartnerControls">
+  <documentManagement>
+    <Comments xmlns="8f14130c-55f0-4f1b-ab19-ac5e920571d5" xsi:nil="true"/>
+    <lcf76f155ced4ddcb4097134ff3c332f xmlns="8f14130c-55f0-4f1b-ab19-ac5e920571d5">
+      <Terms xmlns="http://schemas.microsoft.com/office/infopath/2007/PartnerControls"/>
+    </lcf76f155ced4ddcb4097134ff3c332f>
+    <TaxCatchAll xmlns="e284ff2a-2784-436e-8d6f-6d28d3100e5b" xsi:nil="true"/>
+  </documentManagement>
+</p:properties>
+</file>
+
+<file path=customXml/item2.xml><?xml version="1.0" encoding="utf-8"?>
+<?mso-contentType ?>
+<FormTemplates xmlns="http://schemas.microsoft.com/sharepoint/v3/contenttype/forms">
+  <Display>DocumentLibraryForm</Display>
+  <Edit>DocumentLibraryForm</Edit>
+  <New>DocumentLibraryForm</New>
+</FormTemplates>
+</file>
+
+<file path=customXml/item3.xml><?xml version="1.0" encoding="utf-8"?>
+<b:Sources xmlns:b="http://schemas.openxmlformats.org/officeDocument/2006/bibliography" xmlns="http://schemas.openxmlformats.org/officeDocument/2006/bibliography" SelectedStyle="\APASixthEditionOfficeOnline.xsl" StyleName="APA" Version="6"/>
+</file>
+
+<file path=customXml/item4.xml><?xml version="1.0" encoding="utf-8"?>
 <ct:contentTypeSchema xmlns:ct="http://schemas.microsoft.com/office/2006/metadata/contentType" xmlns:ma="http://schemas.microsoft.com/office/2006/metadata/properties/metaAttributes" ct:_="" ma:_="" ma:contentTypeName="Document" ma:contentTypeID="0x010100E978BFF74858CF45A399F528B36BA63D" ma:contentTypeVersion="19" ma:contentTypeDescription="Create a new document." ma:contentTypeScope="" ma:versionID="76997b229ce4361593ea7f35101bd67b">
   <xsd:schema xmlns:xsd="http://www.w3.org/2001/XMLSchema" xmlns:xs="http://www.w3.org/2001/XMLSchema" xmlns:p="http://schemas.microsoft.com/office/2006/metadata/properties" xmlns:ns2="8f14130c-55f0-4f1b-ab19-ac5e920571d5" xmlns:ns3="e284ff2a-2784-436e-8d6f-6d28d3100e5b" targetNamespace="http://schemas.microsoft.com/office/2006/metadata/properties" ma:root="true" ma:fieldsID="b72655eb29e8cfbf1ce74f131ab2029b" ns2:_="" ns3:_="">
     <xsd:import namespace="8f14130c-55f0-4f1b-ab19-ac5e920571d5"/>
@@ -63152,32 +63184,34 @@
 </ct:contentTypeSchema>
 </file>
 
-<file path=customXml/item2.xml><?xml version="1.0" encoding="utf-8"?>
-<b:Sources xmlns:b="http://schemas.openxmlformats.org/officeDocument/2006/bibliography" xmlns="http://schemas.openxmlformats.org/officeDocument/2006/bibliography" SelectedStyle="\APASixthEditionOfficeOnline.xsl" StyleName="APA" Version="6"/>
+<file path=customXml/itemProps1.xml><?xml version="1.0" encoding="utf-8"?>
+<ds:datastoreItem xmlns:ds="http://schemas.openxmlformats.org/officeDocument/2006/customXml" ds:itemID="{052748F5-7737-491F-B544-D48C8A80CBEB}">
+  <ds:schemaRefs>
+    <ds:schemaRef ds:uri="http://schemas.microsoft.com/office/2006/metadata/properties"/>
+    <ds:schemaRef ds:uri="http://schemas.microsoft.com/office/infopath/2007/PartnerControls"/>
+    <ds:schemaRef ds:uri="8f14130c-55f0-4f1b-ab19-ac5e920571d5"/>
+    <ds:schemaRef ds:uri="e284ff2a-2784-436e-8d6f-6d28d3100e5b"/>
+  </ds:schemaRefs>
+</ds:datastoreItem>
 </file>
 
-<file path=customXml/item3.xml><?xml version="1.0" encoding="utf-8"?>
-<?mso-contentType ?>
-<FormTemplates xmlns="http://schemas.microsoft.com/sharepoint/v3/contenttype/forms">
-  <Display>DocumentLibraryForm</Display>
-  <Edit>DocumentLibraryForm</Edit>
-  <New>DocumentLibraryForm</New>
-</FormTemplates>
+<file path=customXml/itemProps2.xml><?xml version="1.0" encoding="utf-8"?>
+<ds:datastoreItem xmlns:ds="http://schemas.openxmlformats.org/officeDocument/2006/customXml" ds:itemID="{3F312E22-1725-4C6C-9A1C-2A464448FC02}">
+  <ds:schemaRefs>
+    <ds:schemaRef ds:uri="http://schemas.microsoft.com/sharepoint/v3/contenttype/forms"/>
+  </ds:schemaRefs>
+</ds:datastoreItem>
 </file>
 
-<file path=customXml/item4.xml><?xml version="1.0" encoding="utf-8"?>
-<p:properties xmlns:p="http://schemas.microsoft.com/office/2006/metadata/properties" xmlns:xsi="http://www.w3.org/2001/XMLSchema-instance" xmlns:pc="http://schemas.microsoft.com/office/infopath/2007/PartnerControls">
-  <documentManagement>
-    <Comments xmlns="8f14130c-55f0-4f1b-ab19-ac5e920571d5" xsi:nil="true"/>
-    <lcf76f155ced4ddcb4097134ff3c332f xmlns="8f14130c-55f0-4f1b-ab19-ac5e920571d5">
-      <Terms xmlns="http://schemas.microsoft.com/office/infopath/2007/PartnerControls"/>
-    </lcf76f155ced4ddcb4097134ff3c332f>
-    <TaxCatchAll xmlns="e284ff2a-2784-436e-8d6f-6d28d3100e5b" xsi:nil="true"/>
-  </documentManagement>
-</p:properties>
+<file path=customXml/itemProps3.xml><?xml version="1.0" encoding="utf-8"?>
+<ds:datastoreItem xmlns:ds="http://schemas.openxmlformats.org/officeDocument/2006/customXml" ds:itemID="{13A57933-5837-474E-B693-A9CCF4F1B342}">
+  <ds:schemaRefs>
+    <ds:schemaRef ds:uri="http://schemas.openxmlformats.org/officeDocument/2006/bibliography"/>
+  </ds:schemaRefs>
+</ds:datastoreItem>
 </file>
 
-<file path=customXml/itemProps1.xml><?xml version="1.0" encoding="utf-8"?>
+<file path=customXml/itemProps4.xml><?xml version="1.0" encoding="utf-8"?>
 <ds:datastoreItem xmlns:ds="http://schemas.openxmlformats.org/officeDocument/2006/customXml" ds:itemID="{AB0B133E-8AA2-4F52-9BA8-FD4073A8CF7B}">
   <ds:schemaRefs>
     <ds:schemaRef ds:uri="http://schemas.microsoft.com/office/2006/metadata/contentType"/>
@@ -63194,31 +63228,4 @@
     <ds:schemaRef ds:uri="http://schemas.microsoft.com/internal/obd"/>
   </ds:schemaRefs>
 </ds:datastoreItem>
-</file>
-
-<file path=customXml/itemProps2.xml><?xml version="1.0" encoding="utf-8"?>
-<ds:datastoreItem xmlns:ds="http://schemas.openxmlformats.org/officeDocument/2006/customXml" ds:itemID="{13A57933-5837-474E-B693-A9CCF4F1B342}">
-  <ds:schemaRefs>
-    <ds:schemaRef ds:uri="http://schemas.openxmlformats.org/officeDocument/2006/bibliography"/>
-  </ds:schemaRefs>
-</ds:datastoreItem>
-</file>
-
-<file path=customXml/itemProps3.xml><?xml version="1.0" encoding="utf-8"?>
-<ds:datastoreItem xmlns:ds="http://schemas.openxmlformats.org/officeDocument/2006/customXml" ds:itemID="{3F312E22-1725-4C6C-9A1C-2A464448FC02}">
-  <ds:schemaRefs>
-    <ds:schemaRef ds:uri="http://schemas.microsoft.com/sharepoint/v3/contenttype/forms"/>
-  </ds:schemaRefs>
-</ds:datastoreItem>
-</file>
-
-<file path=customXml/itemProps4.xml><?xml version="1.0" encoding="utf-8"?>
-<ds:datastoreItem xmlns:ds="http://schemas.openxmlformats.org/officeDocument/2006/customXml" ds:itemID="{052748F5-7737-491F-B544-D48C8A80CBEB}">
-  <ds:schemaRefs>
-    <ds:schemaRef ds:uri="http://schemas.microsoft.com/office/2006/metadata/properties"/>
-    <ds:schemaRef ds:uri="http://schemas.microsoft.com/office/infopath/2007/PartnerControls"/>
-    <ds:schemaRef ds:uri="8f14130c-55f0-4f1b-ab19-ac5e920571d5"/>
-    <ds:schemaRef ds:uri="e284ff2a-2784-436e-8d6f-6d28d3100e5b"/>
-  </ds:schemaRefs>
-</ds:datastoreItem>
 </file>